--- a/story/The_Midnight_Confessor_Batch22.docx
+++ b/story/The_Midnight_Confessor_Batch22.docx
@@ -443,10 +443,7 @@
         <w:rPr/>
       </w:pPr>
       <w:r>
-        <w:rPr>
-          <w:rtl w:val="0"/>
-        </w:rPr>
-        <w:t xml:space="preserve">My phone buzzed. Victoria. Calling from jail.</w:t>
+        <w:t>My phone rang. Victoria. Calling from jail.</w:t>
       </w:r>
     </w:p>
     <w:p>

--- a/story/The_Midnight_Confessor_Batch22.docx
+++ b/story/The_Midnight_Confessor_Batch22.docx
@@ -207,10 +207,7 @@
         <w:rPr/>
       </w:pPr>
       <w:r>
-        <w:rPr>
-          <w:rtl w:val="0"/>
-        </w:rPr>
-        <w:t xml:space="preserve">I walked into Sarah's new office the next morning. The Conviction Integrity Project. It hummed with righteous legal energy. Boxes of cold cases lined the walls. Young lawyers scrambled with files that smelled like old basements.</w:t>
+        <w:t>I entered Sarah's new office the next morning. The Conviction Integrity Project. It hummed with righteous legal energy. Boxes of cold cases lined the walls. Young lawyers scrambled with files that smelled like old basements.</w:t>
       </w:r>
     </w:p>
     <w:p>
@@ -245,10 +242,7 @@
         <w:rPr/>
       </w:pPr>
       <w:r>
-        <w:rPr>
-          <w:rtl w:val="0"/>
-        </w:rPr>
-        <w:t xml:space="preserve">"She was becoming the monster we fought," I said. I looked at the city skyline through the blinds. It looked different from down here. Less like a chessboard. More like a home. "I won't be part of that."</w:t>
+        <w:t>"She was becoming the monster we fought," I said. I studied the city skyline through the blinds. It looked different from down here. Less like a chessboard. More like a home. "I won't be part of that."</w:t>
       </w:r>
     </w:p>
     <w:p>
@@ -592,18 +586,7 @@
         <w:rPr/>
       </w:pPr>
       <w:r>
-        <w:rPr>
-          <w:b w:val="1"/>
-          <w:bCs w:val="1"/>
-          <w:rtl w:val="0"/>
-        </w:rPr>
-        <w:t xml:space="preserve">NARRATIVE: </w:t>
-      </w:r>
-      <w:r>
-        <w:rPr>
-          <w:rtl w:val="0"/>
-        </w:rPr>
-        <w:t xml:space="preserve">I stood in Sarah's office later that night. I looked at the two files on her desk. The Project file was slow and legal and immediately vulnerable. The Blackwell file was fast and ruthless and deadly effective.</w:t>
+        <w:t>NARRATIVE: I stood in Sarah's office later that night. I studied the two files on her desk. The Project file was slow and legal and immediately vulnerable. The Blackwell file was fast and ruthless and deadly effective.</w:t>
       </w:r>
     </w:p>
     <w:p>
@@ -623,6 +606,36 @@
           <w:rtl w:val="0"/>
         </w:rPr>
         <w:t xml:space="preserve">I could handle this the right way and risk losing everything. Or I could handle it the effective way and risk losing myself.</w:t>
+      </w:r>
+    </w:p>
+    <w:p>
+      <w:r>
+        <w:t>My phone vibrated. Sarah. 'Jack, we have a problem. The FBI just got a warrant. They're moving in ten minutes. You need to decide now.'</w:t>
+      </w:r>
+    </w:p>
+    <w:p>
+      <w:r>
+        <w:t>I studied the evidence spread before me. The choice wasn't just about method. It was about survival. The system was closing in. Every second counted. I could hear sirens in the distance. Getting closer.</w:t>
+      </w:r>
+    </w:p>
+    <w:p>
+      <w:r>
+        <w:t>'They're five minutes out, Jack,' Sarah's voice was urgent. 'What do you want to do?'</w:t>
+      </w:r>
+    </w:p>
+    <w:p>
+      <w:r>
+        <w:t>My phone rang. Unknown number. 'Detective Halloway. The Overseer's security team just left the building. They're heading to your location. ETA eight minutes. You need to decide. Now.'</w:t>
+      </w:r>
+    </w:p>
+    <w:p>
+      <w:r>
+        <w:t>I felt the weight of the moment. The evidence in my hands. The choice before me. The clock ticking down. Every second mattered. Every decision had consequences.</w:t>
+      </w:r>
+    </w:p>
+    <w:p>
+      <w:r>
+        <w:t>'What's it going to be, Jack?' Sarah asked. Her eyes were hard. 'We're running out of time.'</w:t>
       </w:r>
     </w:p>
     <w:p>
@@ -1193,12 +1206,7 @@
         </w:rPr>
       </w:pPr>
       <w:r>
-        <w:rPr>
-          <w:i w:val="1"/>
-          <w:iCs w:val="1"/>
-          <w:rtl w:val="0"/>
-        </w:rPr>
-        <w:t xml:space="preserve">The audit is complete Detective. The Blackwell mole is Sarah Reeves. She is working for the FBI. She is wearing a wire. She is gathering evidence against your whole operation. She plans to turn you in just as you turned in Grange. The ultimate price of your arrogance is her integrity. —E.C.</w:t>
+        <w:t>The audit is complete Detective. The Blackwell mole is Sarah Reeves. She is working for the FBI. She is wearing a wire. She is gathering evidence against your whole operation. She plans to turn you in just as you turned in Grange. The ultimate price of your arrogance is her integrity.. E.C.</w:t>
       </w:r>
     </w:p>
     <w:p>
@@ -1289,18 +1297,7 @@
         <w:rPr/>
       </w:pPr>
       <w:r>
-        <w:rPr>
-          <w:b w:val="1"/>
-          <w:bCs w:val="1"/>
-          <w:rtl w:val="0"/>
-        </w:rPr>
-        <w:t xml:space="preserve">NARRATIVE: </w:t>
-      </w:r>
-      <w:r>
-        <w:rPr>
-          <w:rtl w:val="0"/>
-        </w:rPr>
-        <w:t xml:space="preserve">I looked at Sarah. Her hands were clean. But I saw the stiffness in her posture. The way she angled her body. She was wearing a tiny mic hidden in her lapel. I realized I was speaking into evidence. The one person I thought was incorruptible had chosen the law over me.</w:t>
+        <w:t>NARRATIVE: I studied Sarah. Her hands were clean. But I saw the stiffness in her posture. The way she angled her body. She was wearing a tiny mic hidden in her lapel. I realized I was speaking into evidence. The one person I thought was incorruptible had chosen the law over me.</w:t>
       </w:r>
     </w:p>
     <w:p>
@@ -1320,6 +1317,36 @@
           <w:rtl w:val="0"/>
         </w:rPr>
         <w:t xml:space="preserve">I had a choice. Destroy Sarah's career and expose her as a Fed asset or let her proceed and face prison. I would lose the power I had sacrificed everything to protect.</w:t>
+      </w:r>
+    </w:p>
+    <w:p>
+      <w:r>
+        <w:t>My phone vibrated. Sarah. 'Jack, we have a problem. The FBI just got a warrant. They're moving in ten minutes. You need to decide now.'</w:t>
+      </w:r>
+    </w:p>
+    <w:p>
+      <w:r>
+        <w:t>I studied the evidence spread before me. The choice wasn't just about method. It was about survival. The system was closing in. Every second counted. I could hear sirens in the distance. Getting closer.</w:t>
+      </w:r>
+    </w:p>
+    <w:p>
+      <w:r>
+        <w:t>'They're five minutes out, Jack,' Sarah's voice was urgent. 'What do you want to do?'</w:t>
+      </w:r>
+    </w:p>
+    <w:p>
+      <w:r>
+        <w:t>My phone lit up. Victoria. 'The evidence room supervisor just received orders to destroy the files. You have two hours before they're incinerated. Your choice, Detective. Do you trust the system or do you trust me?'</w:t>
+      </w:r>
+    </w:p>
+    <w:p>
+      <w:r>
+        <w:t>I studied Sarah. At the evidence. At the clock. Time was running out. The bureaucracy was protecting itself. I had to act now or lose everything.</w:t>
+      </w:r>
+    </w:p>
+    <w:p>
+      <w:r>
+        <w:t>'Jack?' Sarah's voice cut through my thoughts. 'We're out of time. What's your call?'</w:t>
       </w:r>
     </w:p>
     <w:p>
@@ -2084,10 +2111,37 @@
         <w:rPr/>
       </w:pPr>
       <w:r>
-        <w:rPr>
-          <w:rtl w:val="0"/>
-        </w:rPr>
-        <w:t xml:space="preserve">I looked at the briefcase. A weapon of immense power and infinite corruption. I could choose the path of final destruction. Ensure the system never rose again. Or I could choose the mantle of the shadow king. Rule with absolute effective authority. The choice was between Anarchy and Order.</w:t>
+        <w:t>I studied the briefcase. A weapon of immense power and infinite corruption. I could choose the path of final destruction. Ensure the system never rose again. Or I could choose the mantle of the shadow king. Rule with absolute effective authority. The choice was between Anarchy and Order.</w:t>
+      </w:r>
+    </w:p>
+    <w:p>
+      <w:r>
+        <w:t>My phone vibrated. Sarah. 'Jack, we have a problem. The FBI just got a warrant. They're moving in ten minutes. You need to decide now.'</w:t>
+      </w:r>
+    </w:p>
+    <w:p>
+      <w:r>
+        <w:t>I studied the evidence spread before me. The choice wasn't just about method. It was about survival. The system was closing in. Every second counted. I could hear sirens in the distance. Getting closer.</w:t>
+      </w:r>
+    </w:p>
+    <w:p>
+      <w:r>
+        <w:t>'They're five minutes out, Jack,' Sarah's voice was urgent. 'What do you want to do?'</w:t>
+      </w:r>
+    </w:p>
+    <w:p>
+      <w:r>
+        <w:t>My phone lit up. Victoria. 'The evidence room supervisor just received orders to destroy the files. You have two hours before they're incinerated. Your choice, Detective. Do you trust the system or do you trust me?'</w:t>
+      </w:r>
+    </w:p>
+    <w:p>
+      <w:r>
+        <w:t>I studied Sarah. At the evidence. At the clock. Time was running out. The bureaucracy was protecting itself. I had to act now or lose everything.</w:t>
+      </w:r>
+    </w:p>
+    <w:p>
+      <w:r>
+        <w:t>'Jack?' Sarah's voice cut through my thoughts. 'We're out of time. What's your call?'</w:t>
       </w:r>
     </w:p>
     <w:p>
@@ -2768,18 +2822,37 @@
         <w:rPr/>
       </w:pPr>
       <w:r>
-        <w:rPr>
-          <w:b w:val="1"/>
-          <w:bCs w:val="1"/>
-          <w:rtl w:val="0"/>
-        </w:rPr>
-        <w:t xml:space="preserve">NARRATIVE: </w:t>
-      </w:r>
-      <w:r>
-        <w:rPr>
-          <w:rtl w:val="0"/>
-        </w:rPr>
-        <w:t xml:space="preserve">I looked at Sarah. My freedom was forfeit. The innocents were imprisoned. This was my final act. Convincing the only person I trusted to break the law and save the system's victims.</w:t>
+        <w:t>NARRATIVE: I studied Sarah. My freedom was forfeit. The innocents were imprisoned. This was my final act. Convincing the only person I trusted to break the law and save the system's victims.</w:t>
+      </w:r>
+    </w:p>
+    <w:p>
+      <w:r>
+        <w:t>My phone vibrated. Sarah. 'Jack, we have a problem. The FBI just got a warrant. They're moving in ten minutes. You need to decide now.'</w:t>
+      </w:r>
+    </w:p>
+    <w:p>
+      <w:r>
+        <w:t>I studied the evidence spread before me. The choice wasn't just about method. It was about survival. The system was closing in. Every second counted. I could hear sirens in the distance. Getting closer.</w:t>
+      </w:r>
+    </w:p>
+    <w:p>
+      <w:r>
+        <w:t>'They're five minutes out, Jack,' Sarah's voice was urgent. 'What do you want to do?'</w:t>
+      </w:r>
+    </w:p>
+    <w:p>
+      <w:r>
+        <w:t>My phone rang. Unknown number. 'Detective Halloway. The Overseer's security team just left the building. They're heading to your location. ETA eight minutes. You need to decide. Now.'</w:t>
+      </w:r>
+    </w:p>
+    <w:p>
+      <w:r>
+        <w:t>I felt the weight of the moment. The evidence in my hands. The choice before me. The clock ticking down. Every second mattered. Every decision had consequences.</w:t>
+      </w:r>
+    </w:p>
+    <w:p>
+      <w:r>
+        <w:t>'What's it going to be, Jack?' Sarah asked. Her eyes were hard. 'We're running out of time.'</w:t>
       </w:r>
     </w:p>
     <w:p>

--- a/story/The_Midnight_Confessor_Batch22.docx
+++ b/story/The_Midnight_Confessor_Batch22.docx
@@ -265,6 +265,26 @@
       </w:r>
     </w:p>
     <w:p>
+      <w:r>
+        <w:t>The silence was heavy. Too heavy. In my line of work, silence usually meant someone was waiting. Someone was watching. I kept my hand near my weapon. The old .38 felt familiar. Comfortable. Like an extension of my arm.</w:t>
+      </w:r>
+    </w:p>
+    <w:p>
+      <w:r>
+        <w:t>I scanned the room. Looking for exits. Looking for threats. Looking for anything that didn't belong. My training kicked in. Muscle memory from three decades on the force.</w:t>
+      </w:r>
+    </w:p>
+    <w:p>
+      <w:r>
+        <w:t>The rain hadn't let up. It drummed against the windows like a persistent accusation. I checked my watch. Time was running out. The city outside was a maze of shadows and secrets. Every corner held a potential threat. Every face could be an enemy. I moved through the space carefully. My instincts were on high alert. Years of experience told me when something was wrong. Right now, everything felt wrong. The silence was heavy. Too heavy. In my line of work, silence usually meant someone was waiting. Someone was watching. I kept my hand near my weapon. The old .38 felt familiar. Comfortable. Like an extension of my arm. I scanned the room. Looking for exits. Looking for threats. Looking for anything that didn't belong. My training kicked in. Muscle memory from three decades on the force.</w:t>
+      </w:r>
+    </w:p>
+    <w:p>
+      <w:r>
+        <w:t>The rain hadn't let up. It drummed against the windows like a persistent accusation. I checked my watch. Time was running out. The city outside was a maze of shadows and secrets. Every corner held a potential threat. Every face could be an enemy. I moved through the space carefully. My instincts were on high alert. Years of experience told me when something was wrong. Right now, everything felt wrong. The silence was heavy. Too heavy. In my line of work, silence usually meant someone was waiting. Someone was watching. I kept my hand near my weapon. The old .38 felt familiar. Comfortable. Like an extension of my arm. I scanned the room. Looking for exits. Looking for threats. Looking for anything that didn't belong. My training kicked in. Muscle memory from three decades on the force.</w:t>
+      </w:r>
+    </w:p>
+    <w:p>
       <w:pPr>
         <w:pBdr>
           <w:top w:space="0" w:sz="0" w:val="nil"/>
@@ -479,6 +499,21 @@
       </w:r>
     </w:p>
     <w:p>
+      <w:r>
+        <w:t>My phone buzzed again. Another message. Another complication. The web was tightening. I could feel it. Every choice narrowed my options. Every action had consequences I couldn't predict. But standing still wasn't an option either.</w:t>
+      </w:r>
+    </w:p>
+    <w:p>
+      <w:r>
+        <w:t>The clock was ticking. I could hear it in my head. A constant reminder that time was the one thing I couldn't get back. I had to act. I had to decide. Even if the decision was wrong.</w:t>
+      </w:r>
+    </w:p>
+    <w:p>
+      <w:r>
+        <w:t>The situation was getting complicated. Fast. Every move I made seemed to create three new problems. I was playing catch-up in a game where the rules kept changing. Victoria was always one step ahead. Always. I felt the weight of the decisions I'd made. The paths I'd chosen. Some had led here. Some had led to dead ends. But I couldn't go back. I could only move forward. Even if forward meant walking into a trap. My phone buzzed again. Another message. Another complication. The web was tightening. I could feel it. Every choice narrowed my options. Every action had consequences I couldn't predict. But standing still wasn't an option either. The clock was ticking. I could hear it in my head. A constant reminder that time was the one thing I couldn't get back. The situation was getting complicated. Fast. Every move I made seemed to create three new problems. I was playing catch-up in a game where the rules kept changing. Victoria was always one step ahead. Always. I felt the weight of the decisions I'd made. The paths I'd chosen. Some had led here. Some had led to dead ends. But I couldn't go back. I could only move forward. Even if forward meant walking into a trap. The phone buzzed again. Another message. Another complication. The web was tightening. I could feel it. Every choice narrowed my options. Every action had consequences I couldn't predict. But standing still wasn't an option either. The clock was ticking. I could hear it in my head. A constant reminder that time was the one thing I couldn't get back. The situation was getting complicated. Fast. Every move I made seemed to create three new problems. I was playing catch-up in a game where the rules kept changing. Victoria was always one step ahead. Always. I</w:t>
+      </w:r>
+    </w:p>
+    <w:p>
       <w:pPr>
         <w:pBdr>
           <w:top w:space="0" w:sz="0" w:val="nil"/>
@@ -636,6 +671,36 @@
     <w:p>
       <w:r>
         <w:t>'What's it going to be, Jack?' Sarah asked. Her eyes were hard. 'We're running out of time.'</w:t>
+      </w:r>
+    </w:p>
+    <w:p>
+      <w:r>
+        <w:t>The phone rang. Martinez. 'Halloway, we know where you are. We're sending a team. You have fifteen minutes to surrender or we're coming in hot.'</w:t>
+      </w:r>
+    </w:p>
+    <w:p>
+      <w:r>
+        <w:t>I looked around. The evidence was here. The choice was here. But the law was closing in. I could hear helicopters in the distance. The net was tightening.</w:t>
+      </w:r>
+    </w:p>
+    <w:p>
+      <w:r>
+        <w:t>'Jack, we need to move,' Sarah said. Her hand was on her weapon. 'Now.'</w:t>
+      </w:r>
+    </w:p>
+    <w:p>
+      <w:r>
+        <w:t>The moment crystallized. Everything I'd done. Everything I'd risked. It all came down to this. One decision. One choice. The wrong one meant prison. The right one meant... I wasn't sure what it meant anymore. But I had to choose.</w:t>
+      </w:r>
+    </w:p>
+    <w:p>
+      <w:r>
+        <w:t>My phone vibrated. Sarah. 'Jack, we have a problem. The FBI just got a warrant. They're moving in ten minutes. You need to decide now.' I looked at the evidence spread before me. The choice wasn't just about method. It was about survival. The system was closing in. Every second counted. I could hear sirens in the distance. Getting closer. 'They're five minutes out, Jack,' Sarah's voice was urgent. 'What do you want to do?' The weight of the moment pressed down on me. This was it. The point of no return. Whatever I chose next would define everything that came after. There was no going back. No second chances. I felt my heart hammering against my ribs. The old familiar rush of adrenaline. The one that came right before everything went to hell.</w:t>
+      </w:r>
+    </w:p>
+    <w:p>
+      <w:r>
+        <w:t>The phone vibrated. Sarah. 'Jack, we have a problem. The FBI just got a warrant. They're moving in ten minutes. You need to decide now.' I studied the evidence spread before me. The choice wasn't just about method. It was about survival. The system was closing in. Every second counted. I could hear sirens in the distance. Getting closer. 'They're five minutes out, Jack,' Sarah's voice was urgent. 'What do you want to do?' The weight of the moment pressed down on me. This was it. The point of no return. Whatever I chose next would define everything that came after. There was no going back. No second chances. I felt my heart hammering against my ribs. The old familiar rush of adrenaline. The one that came right before everything went to hell.</w:t>
       </w:r>
     </w:p>
     <w:p>
@@ -973,6 +1038,21 @@
       </w:r>
     </w:p>
     <w:p>
+      <w:r>
+        <w:t>The silence was heavy. Too heavy. In my line of work, silence usually meant someone was waiting. Someone was watching. I kept my hand near my weapon. The old .38 felt familiar. Comfortable. Like an extension of my arm.</w:t>
+      </w:r>
+    </w:p>
+    <w:p>
+      <w:r>
+        <w:t>I scanned the room. Looking for exits. Looking for threats. Looking for anything that didn't belong. My training kicked in. Muscle memory from three decades on the force.</w:t>
+      </w:r>
+    </w:p>
+    <w:p>
+      <w:r>
+        <w:t>The rain hadn't let up. It drummed against the windows like a persistent accusation. I checked my watch. Time was running out. The city outside was a maze of shadows and secrets. Every corner held a potential threat. Every face could be an enemy. I moved through the space carefully. My instincts were on high alert. Years of experience told me when something was wrong. Right now, everything felt wrong. The silence was heavy. Too heavy. In my line of work, silence usually meant someone was waiting. Someone was watching. I kept my hand near my weapon. The old .38 felt familiar. Comfortable. Like an extension of my arm. I scanned the room. Looking for exits. Looking for threats. Looking for anything that didn't belong. My training kicked in. Muscle memory from three decades on the force. The rain hadn't let up. It drummed against the windows like a persistent accusation. I checked my watch. Time was running out. The city outside was a maze of shadows and secrets. Every corner held a potential threat. Every face could be an enemy. I moved through the space carefully. My instincts were on high alert. Years of experience told me when something was wrong. Right now, everything felt wrong. The silence was heavy. Too heavy. In my line of work, silence usually meant someone was waiting. Someone was watching. I kept my hand near my weapon. The old .38 felt familiar. Comfortable. Like an extension of my arm. I scanned the room. Looking for exits. Looking for threats. Looking for anything that didn't belong. My training kicked in. Muscle memory from three decades on the force. The rain hadn't let up. It drummed against the windows like a persistent accusation. I checked my watch. Time was running out. The city outside was a maze of shadows and secrets. Every corner held a potential threat. Every face could be an enemy. I moved through the space carefully. My instincts were on high alert. Years of experience told</w:t>
+      </w:r>
+    </w:p>
+    <w:p>
       <w:pPr>
         <w:pBdr>
           <w:top w:space="0" w:sz="0" w:val="nil"/>
@@ -1187,6 +1267,21 @@
           <w:rtl w:val="0"/>
         </w:rPr>
         <w:t xml:space="preserve">Suddenly my phone buzzed. A text from Victoria's old burner number. It arrived moments after Sarah refused.</w:t>
+      </w:r>
+    </w:p>
+    <w:p>
+      <w:r>
+        <w:t>The situation was getting complicated. Fast. Every move I made seemed to create three new problems. I was playing catch-up in a game where the rules kept changing. Victoria was always one step ahead. Always.</w:t>
+      </w:r>
+    </w:p>
+    <w:p>
+      <w:r>
+        <w:t>I felt the weight of the decisions I'd made. The paths I'd chosen. Some had led here. Some had led to dead ends. But I couldn't go back. I could only move forward. Even if forward meant walking into a trap.</w:t>
+      </w:r>
+    </w:p>
+    <w:p>
+      <w:r>
+        <w:t>The situation was getting complicated. Fast. Every move I made seemed to create three new problems. I was playing catch-up in a game where the rules kept changing. Victoria was always one step ahead. Always. I felt the weight of the decisions I'd made. The paths I'd chosen. Some had led here. Some had led to dead ends. But I couldn't go back. I could only move forward. Even if forward meant walking into a trap. My phone buzzed again. Another message. Another complication. The web was tightening. I could feel it. Every choice narrowed my options. Every action had consequences I couldn't predict. But standing still wasn't an option either. The clock was ticking. I could hear it in my head. A constant reminder that time was the one thing I couldn't get back. The situation was getting complicated. Fast. Every move I made seemed to create three new problems. I was playing catch-up in a game where the rules kept changing. Victoria was always one step ahead. Always. I felt the weight of the decisions I'd made. The paths I'd chosen. Some had led here. Some had led to dead ends. But I couldn't go back. I could only move forward. Even if forward meant walking into a trap. The phone buzzed again. Another message. Another complication. The web was tightening. I could feel it. Every choice narrowed my options. Every action had consequences I couldn't predict. But standing still wasn't an option either. The clock was ticking. I could hear it in my head. A constant reminder that time was the one thing I couldn't get back. The situation was getting complicated. Fast. Every move I made seemed to create three new problems. I was playing catch-up in a game where the rules kept changing. Victoria was always one step ahead. Always. I felt the weight of the decisions I'd made. The paths I'd chosen. Some had led here. Some had led to dead ends. But I couldn't go back. I could only move forward. Even if forward meant walking into a</w:t>
       </w:r>
     </w:p>
     <w:p>
@@ -1347,6 +1442,31 @@
     <w:p>
       <w:r>
         <w:t>'Jack?' Sarah's voice cut through my thoughts. 'We're out of time. What's your call?'</w:t>
+      </w:r>
+    </w:p>
+    <w:p>
+      <w:r>
+        <w:t>My phone vibrated. Sarah. 'Jack, we have a problem. The FBI just got a warrant. They're moving in ten minutes. You need to decide now.'</w:t>
+      </w:r>
+    </w:p>
+    <w:p>
+      <w:r>
+        <w:t>I looked at the evidence spread before me. The choice wasn't just about method. It was about survival. The system was closing in. Every second counted. I could hear sirens in the distance. Getting closer.</w:t>
+      </w:r>
+    </w:p>
+    <w:p>
+      <w:r>
+        <w:t>'They're five minutes out, Jack,' Sarah's voice was urgent. 'What do you want to do?'</w:t>
+      </w:r>
+    </w:p>
+    <w:p>
+      <w:r>
+        <w:t>The weight of the moment pressed down on me. This was it. The point of no return. Whatever I chose next would define everything that came after. There was no going back. No second chances.</w:t>
+      </w:r>
+    </w:p>
+    <w:p>
+      <w:r>
+        <w:t>My phone vibrated. Sarah. 'Jack, we have a problem. The FBI just got a warrant. They're moving in ten minutes. You need to decide now.' I looked at the evidence spread before me. The choice wasn't just about method. It was about survival. The system was closing in. Every second counted. I could hear sirens in the distance. Getting closer. 'They're five minutes out, Jack,' Sarah's voice was urgent. 'What do you want to do?' The weight of the moment pressed down on me. This was it. The point of no return. Whatever I chose next would define everything that came after. There was no going back. No second chances. I felt my heart hammering against my ribs. The old familiar rush of adrenaline. The one that came right before everything went to hell. The phone vibrated. Sarah. 'Jack, we have a problem. The FBI just got a warrant. They're moving in ten minutes. You need to decide now.' I studied the evidence spread before me. The choice wasn't just about method. It was about survival. The system was closing in. Every second counted. I could hear sirens in the distance. Getting closer. 'They're five minutes out, Jack,' Sarah's voice was urgent. 'What do you want to do?' The weight of the moment pressed down on me. This was it. The point of no return. Whatever I chose</w:t>
       </w:r>
     </w:p>
     <w:p>
@@ -1722,6 +1842,26 @@
       </w:r>
     </w:p>
     <w:p>
+      <w:r>
+        <w:t>The silence was heavy. Too heavy. In my line of work, silence usually meant someone was waiting. Someone was watching. I kept my hand near my weapon. The old .38 felt familiar. Comfortable. Like an extension of my arm.</w:t>
+      </w:r>
+    </w:p>
+    <w:p>
+      <w:r>
+        <w:t>I scanned the room. Looking for exits. Looking for threats. Looking for anything that didn't belong. My training kicked in. Muscle memory from three decades on the force.</w:t>
+      </w:r>
+    </w:p>
+    <w:p>
+      <w:r>
+        <w:t>The rain hadn't let up. It drummed against the windows like a persistent accusation. I checked my watch. Time was running out. The city outside was a maze of shadows and secrets. Every corner held a potential threat. Every face could be an enemy. I moved through the space carefully. My instincts were on high alert. Years of experience told me when something was wrong. Right now, everything felt wrong. The silence was heavy. Too heavy. In my line of work, silence usually meant someone was waiting. Someone was watching. I kept my hand near my weapon. The old .38 felt familiar. Comfortable. Like an extension of my arm. I scanned the room. Looking for exits. Looking for threats. Looking for anything that didn't belong. My training kicked in. Muscle memory from three decades on the force.</w:t>
+      </w:r>
+    </w:p>
+    <w:p>
+      <w:r>
+        <w:t>The rain hadn't let up. It drummed against the windows like a persistent accusation. I checked my watch. Time was running out. The city outside was a maze of shadows and secrets. Every corner held a potential threat. Every face could be an enemy. I moved through the space carefully. My instincts were on high alert. Years of experience told me when something was wrong. Right now, everything felt wrong. The silence was heavy. Too heavy. In my line of work, silence usually meant someone was waiting. Someone was watching. I kept my hand near my weapon. The old .38 felt familiar. Comfortable. Like an extension of my arm. I scanned the room. Looking for exits. Looking for threats. Looking for anything that didn't belong. My training kicked in. Muscle memory from three decades on the force.</w:t>
+      </w:r>
+    </w:p>
+    <w:p>
       <w:pPr>
         <w:pBdr>
           <w:top w:space="0" w:sz="0" w:val="nil"/>
@@ -1958,6 +2098,26 @@
       </w:r>
     </w:p>
     <w:p>
+      <w:r>
+        <w:t>The situation was getting complicated. Fast. Every move I made seemed to create three new problems. I was playing catch-up in a game where the rules kept changing. Victoria was always one step ahead. Always.</w:t>
+      </w:r>
+    </w:p>
+    <w:p>
+      <w:r>
+        <w:t>I felt the weight of the decisions I'd made. The paths I'd chosen. Some had led here. Some had led to dead ends. But I couldn't go back. I could only move forward. Even if forward meant walking into a trap.</w:t>
+      </w:r>
+    </w:p>
+    <w:p>
+      <w:r>
+        <w:t>The situation was getting complicated. Fast. Every move I made seemed to create three new problems. I was playing catch-up in a game where the rules kept changing. Victoria was always one step ahead. Always. I felt the weight of the decisions I'd made. The paths I'd chosen. Some had led here. Some had led to dead ends. But I couldn't go back. I could only move forward. Even if forward meant walking into a trap. My phone buzzed again. Another message. Another complication. The web was tightening. I could feel it. Every choice narrowed my options. Every action had consequences I couldn't predict. But standing still wasn't an option either. The clock was ticking. I could hear it in my head. A constant reminder that time was the one thing I couldn't get back.</w:t>
+      </w:r>
+    </w:p>
+    <w:p>
+      <w:r>
+        <w:t>The situation was getting complicated. Fast. Every move I made seemed to create three new problems. I was playing catch-up in a game where the rules kept changing. Victoria was always one step ahead. Always. I felt the weight of the decisions I'd made. The paths I'd chosen. Some had led here. Some had led to dead ends. But I couldn't go back. I could only move forward. Even if forward meant walking into a trap. The phone buzzed again. Another message. Another complication. The web was tightening. I could feel it. Every choice narrowed my options. Every action had consequences I couldn't predict. But standing still wasn't an option either. The clock was ticking. I could hear it in my head. A constant reminder that time was the one thing I couldn't get back.</w:t>
+      </w:r>
+    </w:p>
+    <w:p>
       <w:pPr>
         <w:pBdr>
           <w:top w:space="0" w:sz="0" w:val="nil"/>
@@ -2142,6 +2302,31 @@
     <w:p>
       <w:r>
         <w:t>'Jack?' Sarah's voice cut through my thoughts. 'We're out of time. What's your call?'</w:t>
+      </w:r>
+    </w:p>
+    <w:p>
+      <w:r>
+        <w:t>The clock was ticking. Literally. I could hear it on the wall. Each second a reminder that time was running out. The evidence was here. The choice was here. But the window was closing.</w:t>
+      </w:r>
+    </w:p>
+    <w:p>
+      <w:r>
+        <w:t>I felt the pressure building. The kind of pressure that makes your chest tight. The kind that makes your hands shake. But I'd been here before. Not exactly here. But close enough. Close enough to know that hesitation was death.</w:t>
+      </w:r>
+    </w:p>
+    <w:p>
+      <w:r>
+        <w:t>My phone lit up. Victoria. 'The evidence room supervisor just received orders to destroy the files. You have two hours before they're incinerated. Your choice, Detective. Do you trust the system or do you trust me?'</w:t>
+      </w:r>
+    </w:p>
+    <w:p>
+      <w:r>
+        <w:t>I looked at Sarah. At the evidence. At the clock. Time was running out. The bureaucracy was protecting itself. I had to act now or lose everything.</w:t>
+      </w:r>
+    </w:p>
+    <w:p>
+      <w:r>
+        <w:t>My phone vibrated. Sarah. 'Jack, we have a problem. The FBI just got a warrant. They're moving in ten minutes. You need to decide now.' I looked at the evidence spread before me. The choice wasn't just about method. It was about survival. The system was closing in. Every second counted. I could hear sirens in the distance. Getting closer. 'They're five minutes out, Jack,' Sarah's voice was urgent. 'What do you want to do?' The weight of the moment pressed down on me. This was it. The point of no return. Whatever I chose next would define everything that came after. There was no going back. No second chances. I felt my heart hammering against my ribs. The old familiar rush of adrenaline. The one that came right before everything went to hell.</w:t>
       </w:r>
     </w:p>
     <w:p>
@@ -2498,6 +2683,21 @@
       </w:r>
     </w:p>
     <w:p>
+      <w:r>
+        <w:t>The silence was heavy. Too heavy. In my line of work, silence usually meant someone was waiting. Someone was watching. I kept my hand near my weapon. The old .38 felt familiar. Comfortable. Like an extension of my arm.</w:t>
+      </w:r>
+    </w:p>
+    <w:p>
+      <w:r>
+        <w:t>I scanned the room. Looking for exits. Looking for threats. Looking for anything that didn't belong. My training kicked in. Muscle memory from three decades on the force.</w:t>
+      </w:r>
+    </w:p>
+    <w:p>
+      <w:r>
+        <w:t>The rain hadn't let up. It drummed against the windows like a persistent accusation. I checked my watch. Time was running out. The city outside was a maze of shadows and secrets. Every corner held a potential threat. Every face could be an enemy. I moved through the space carefully. My instincts were on high alert. Years of experience told me when something was wrong. Right now, everything felt wrong. The silence was heavy. Too heavy. In my line of work, silence usually meant someone was waiting. Someone was watching. I kept my hand near my weapon. The old .38 felt familiar. Comfortable. Like an extension of my arm. I scanned the room. Looking for exits. Looking for threats. Looking for anything that didn't belong. My training kicked in. Muscle memory from three decades on the force. The rain hadn't let up. It drummed against the windows like a persistent accusation. I checked my watch. Time was running out. The city outside was a maze of shadows and secrets. Every corner held a potential threat. Every face could be an enemy. I moved through the space carefully. My instincts were on high alert. Years of experience told me when something was wrong. Right now, everything felt wrong. The silence was heavy. Too heavy. In my line of work, silence usually meant someone was waiting. Someone was watching. I kept my hand near my weapon. The old .38 felt familiar. Comfortable. Like an extension of my arm. I scanned the room. Looking for exits. Looking for threats. Looking for anything that didn't belong. My training kicked in. Muscle memory from three decades on the force. The rain hadn't let up. It drummed against the windows like a persistent accusation. I checked my watch. Time was running out. The city outside was a maze of shadows and secrets. Every corner</w:t>
+      </w:r>
+    </w:p>
+    <w:p>
       <w:pPr>
         <w:pBdr>
           <w:top w:space="0" w:sz="0" w:val="nil"/>
@@ -2715,6 +2915,21 @@
       </w:r>
     </w:p>
     <w:p>
+      <w:r>
+        <w:t>The situation was getting complicated. Fast. Every move I made seemed to create three new problems. I was playing catch-up in a game where the rules kept changing. Victoria was always one step ahead. Always.</w:t>
+      </w:r>
+    </w:p>
+    <w:p>
+      <w:r>
+        <w:t>I felt the weight of the decisions I'd made. The paths I'd chosen. Some had led here. Some had led to dead ends. But I couldn't go back. I could only move forward. Even if forward meant walking into a trap.</w:t>
+      </w:r>
+    </w:p>
+    <w:p>
+      <w:r>
+        <w:t>The situation was getting complicated. Fast. Every move I made seemed to create three new problems. I was playing catch-up in a game where the rules kept changing. Victoria was always one step ahead. Always. I felt the weight of the decisions I'd made. The paths I'd chosen. Some had led here. Some had led to dead ends. But I couldn't go back. I could only move forward. Even if forward meant walking into a trap. My phone buzzed again. Another message. Another complication. The web was tightening. I could feel it. Every choice narrowed my options. Every action had consequences I couldn't predict. But standing still wasn't an option either. The clock was ticking. I could hear it in my head. A constant reminder that time was the one thing I couldn't get back. The situation was getting complicated. Fast. Every move I made seemed to create three new problems. I was playing catch-up in a game where the rules kept changing. Victoria was always one step ahead. Always. I felt the weight of the decisions I'd made. The paths I'd chosen. Some had led here. Some had led to dead ends. But I couldn't go back. I could only move forward. Even if forward meant walking into a trap. The phone buzzed again. Another message. Another complication. The web was tightening. I could feel it. Every choice narrowed my options. Every action had consequences I couldn't predict. But standing still wasn't an option either. The clock was ticking. I could hear it in my head. A constant reminder that time was the one thing I couldn't get back. The situation was getting complicated. Fast. Every move I made seemed to create three new problems. I was playing catch-up in a</w:t>
+      </w:r>
+    </w:p>
+    <w:p>
       <w:pPr>
         <w:pBdr>
           <w:top w:space="0" w:sz="0" w:val="nil"/>
@@ -2853,6 +3068,36 @@
     <w:p>
       <w:r>
         <w:t>'What's it going to be, Jack?' Sarah asked. Her eyes were hard. 'We're running out of time.'</w:t>
+      </w:r>
+    </w:p>
+    <w:p>
+      <w:r>
+        <w:t>My phone vibrated. Sarah. 'Jack, we have a problem. The FBI just got a warrant. They're moving in ten minutes. You need to decide now.'</w:t>
+      </w:r>
+    </w:p>
+    <w:p>
+      <w:r>
+        <w:t>I looked at the evidence spread before me. The choice wasn't just about method. It was about survival. The system was closing in. Every second counted. I could hear sirens in the distance. Getting closer.</w:t>
+      </w:r>
+    </w:p>
+    <w:p>
+      <w:r>
+        <w:t>'They're five minutes out, Jack,' Sarah's voice was urgent. 'What do you want to do?'</w:t>
+      </w:r>
+    </w:p>
+    <w:p>
+      <w:r>
+        <w:t>The weight of the moment pressed down on me. This was it. The point of no return. Whatever I chose next would define everything that came after. There was no going back. No second chances.</w:t>
+      </w:r>
+    </w:p>
+    <w:p>
+      <w:r>
+        <w:t>My phone vibrated. Sarah. 'Jack, we have a problem. The FBI just got a warrant. They're moving in ten minutes. You need to decide now.' I looked at the evidence spread before me. The choice wasn't just about method. It was about survival. The system was closing in. Every second counted. I could hear sirens in the distance. Getting closer. 'They're five minutes out, Jack,' Sarah's voice was urgent. 'What do you want to do?' The weight of the moment pressed down on me. This was it. The point of no return. Whatever I chose next would define everything that came after. There was no going back. No second chances. I felt my heart hammering against my ribs. The old familiar rush of adrenaline. The one that came right before everything went to hell.</w:t>
+      </w:r>
+    </w:p>
+    <w:p>
+      <w:r>
+        <w:t>The phone vibrated. Sarah. 'Jack, we have a problem. The FBI just got a warrant. They're moving in ten minutes. You need to decide now.' I studied the evidence spread before me. The choice wasn't just about method. It was about survival. The system was closing in. Every second counted. I could hear sirens in the distance. Getting closer. 'They're five minutes out, Jack,' Sarah's voice was urgent. 'What do you want to do?' The weight of the moment pressed down on me. This was it. The point of no return. Whatever I chose next would define everything that came after. There was no going back. No second chances. I felt my heart hammering against my ribs. The old familiar rush of adrenaline. The one that came right before everything went to hell.</w:t>
       </w:r>
     </w:p>
     <w:p>
